--- a/Best Practices for Precision Laser Biopsy Surgical Oncology Manual.docx
+++ b/Best Practices for Precision Laser Biopsy Surgical Oncology Manual.docx
@@ -3183,11 +3183,237 @@
         <w:t xml:space="preserve"> If the pathologist consistently sees charring exceeding 0.5mm, they must notify the surgeon to increase the computer-guided laser speed or switch to a Super-Pulse mode for subsequent procedures to preserve diagnostic integrity.</w:t>
       </w:r>
     </w:p>
+    <w:p/>
+    <w:p/>
+    <w:p/>
+    <w:p/>
+    <w:p/>
+    <w:p/>
+    <w:p/>
+    <w:p/>
+    <w:p/>
+    <w:p/>
+    <w:p/>
+    <w:p/>
+    <w:p/>
+    <w:p/>
+    <w:p/>
+    <w:p/>
+    <w:p/>
+    <w:p/>
+    <w:p/>
+    <w:p/>
+    <w:p/>
+    <w:p/>
+    <w:p/>
+    <w:p/>
+    <w:p/>
+    <w:p/>
+    <w:p/>
+    <w:p/>
+    <w:p/>
+    <w:p/>
+    <w:p/>
+    <w:p/>
+    <w:p/>
+    <w:p/>
+    <w:p/>
+    <w:p/>
+    <w:p/>
+    <w:p/>
+    <w:p/>
+    <w:p/>
+    <w:p>
+      <w:pPr>
+        <w:jc w:val="right"/>
+        <w:rPr>
+          <w:rFonts w:ascii="Inter" w:hAnsi="Inter"/>
+          <w:b/>
+          <w:bCs/>
+        </w:rPr>
+      </w:pPr>
+      <w:r>
+        <w:rPr>
+          <w:rFonts w:ascii="Inter" w:hAnsi="Inter"/>
+          <w:b/>
+          <w:bCs/>
+        </w:rPr>
+        <w:t>Dr. Correo “Cory” Andrew Hofstad Med Sci. Educ, PO, ND, DO, PharmD, OEM, GPM, Psych, MD, JSD, JD, SEP, MPH, PhD, MBA/COGS, MLSCM, MDiv</w:t>
+      </w:r>
+    </w:p>
+    <w:p>
+      <w:pPr>
+        <w:jc w:val="right"/>
+        <w:rPr>
+          <w:rFonts w:ascii="Inter" w:hAnsi="Inter"/>
+          <w:b/>
+          <w:bCs/>
+        </w:rPr>
+      </w:pPr>
+      <w:r>
+        <w:rPr>
+          <w:rFonts w:ascii="Inter" w:hAnsi="Inter"/>
+          <w:noProof/>
+        </w:rPr>
+        <w:drawing>
+          <wp:anchor distT="0" distB="0" distL="114300" distR="114300" simplePos="0" relativeHeight="251659264" behindDoc="1" locked="0" layoutInCell="1" allowOverlap="1" wp14:anchorId="35ADCA21" wp14:editId="673016BF">
+            <wp:simplePos x="0" y="0"/>
+            <wp:positionH relativeFrom="margin">
+              <wp:posOffset>3919220</wp:posOffset>
+            </wp:positionH>
+            <wp:positionV relativeFrom="paragraph">
+              <wp:posOffset>5080</wp:posOffset>
+            </wp:positionV>
+            <wp:extent cx="2036445" cy="1146810"/>
+            <wp:effectExtent l="0" t="0" r="1905" b="0"/>
+            <wp:wrapNone/>
+            <wp:docPr id="1755395621" name="Picture 2" descr="A black scribble on a white backgroundDescription automatically generated"/>
+            <wp:cNvGraphicFramePr>
+              <a:graphicFrameLocks xmlns:a="http://schemas.openxmlformats.org/drawingml/2006/main" noChangeAspect="1"/>
+            </wp:cNvGraphicFramePr>
+            <a:graphic xmlns:a="http://schemas.openxmlformats.org/drawingml/2006/main">
+              <a:graphicData uri="http://schemas.openxmlformats.org/drawingml/2006/picture">
+                <pic:pic xmlns:pic="http://schemas.openxmlformats.org/drawingml/2006/picture">
+                  <pic:nvPicPr>
+                    <pic:cNvPr id="0" name="Picture 1" descr="A black scribble on a white backgroundDescription automatically generated"/>
+                    <pic:cNvPicPr>
+                      <a:picLocks noChangeAspect="1" noChangeArrowheads="1"/>
+                    </pic:cNvPicPr>
+                  </pic:nvPicPr>
+                  <pic:blipFill>
+                    <a:blip r:embed="rId7">
+                      <a:extLst>
+                        <a:ext uri="{28A0092B-C50C-407E-A947-70E740481C1C}">
+                          <a14:useLocalDpi xmlns:a14="http://schemas.microsoft.com/office/drawing/2010/main" val="0"/>
+                        </a:ext>
+                      </a:extLst>
+                    </a:blip>
+                    <a:srcRect/>
+                    <a:stretch>
+                      <a:fillRect/>
+                    </a:stretch>
+                  </pic:blipFill>
+                  <pic:spPr bwMode="auto">
+                    <a:xfrm>
+                      <a:off x="0" y="0"/>
+                      <a:ext cx="2036445" cy="1146810"/>
+                    </a:xfrm>
+                    <a:prstGeom prst="rect">
+                      <a:avLst/>
+                    </a:prstGeom>
+                    <a:noFill/>
+                    <a:ln>
+                      <a:noFill/>
+                    </a:ln>
+                  </pic:spPr>
+                </pic:pic>
+              </a:graphicData>
+            </a:graphic>
+            <wp14:sizeRelH relativeFrom="page">
+              <wp14:pctWidth>0</wp14:pctWidth>
+            </wp14:sizeRelH>
+            <wp14:sizeRelV relativeFrom="page">
+              <wp14:pctHeight>0</wp14:pctHeight>
+            </wp14:sizeRelV>
+          </wp:anchor>
+        </w:drawing>
+      </w:r>
+    </w:p>
+    <w:p>
+      <w:pPr>
+        <w:jc w:val="right"/>
+        <w:rPr>
+          <w:rFonts w:ascii="Inter" w:hAnsi="Inter"/>
+        </w:rPr>
+      </w:pPr>
+    </w:p>
+    <w:p>
+      <w:pPr>
+        <w:jc w:val="right"/>
+        <w:rPr>
+          <w:rFonts w:ascii="Inter" w:hAnsi="Inter"/>
+        </w:rPr>
+      </w:pPr>
+    </w:p>
+    <w:p>
+      <w:pPr>
+        <w:jc w:val="right"/>
+        <w:rPr>
+          <w:rFonts w:ascii="Inter" w:hAnsi="Inter"/>
+        </w:rPr>
+      </w:pPr>
+    </w:p>
+    <w:p>
+      <w:pPr>
+        <w:spacing w:after="0"/>
+        <w:jc w:val="right"/>
+        <w:rPr>
+          <w:rFonts w:ascii="Inter" w:hAnsi="Inter"/>
+          <w:b/>
+          <w:bCs/>
+        </w:rPr>
+      </w:pPr>
+      <w:r>
+        <w:rPr>
+          <w:rFonts w:ascii="Inter" w:hAnsi="Inter"/>
+          <w:b/>
+          <w:bCs/>
+        </w:rPr>
+        <w:t>Virus Treatment Centers [</w:t>
+      </w:r>
+      <w:proofErr w:type="spellStart"/>
+      <w:r>
+        <w:rPr>
+          <w:rFonts w:ascii="Inter" w:hAnsi="Inter"/>
+          <w:b/>
+          <w:bCs/>
+        </w:rPr>
+        <w:t>VirusTC</w:t>
+      </w:r>
+      <w:proofErr w:type="spellEnd"/>
+      <w:r>
+        <w:rPr>
+          <w:rFonts w:ascii="Inter" w:hAnsi="Inter"/>
+          <w:b/>
+          <w:bCs/>
+        </w:rPr>
+        <w:t>]</w:t>
+      </w:r>
+    </w:p>
+    <w:p>
+      <w:pPr>
+        <w:spacing w:after="0"/>
+        <w:jc w:val="right"/>
+        <w:rPr>
+          <w:rFonts w:ascii="Inter" w:hAnsi="Inter"/>
+        </w:rPr>
+      </w:pPr>
+      <w:r>
+        <w:rPr>
+          <w:rFonts w:ascii="Inter" w:hAnsi="Inter"/>
+        </w:rPr>
+        <w:t>(425) 400-5893</w:t>
+      </w:r>
+    </w:p>
+    <w:p>
+      <w:pPr>
+        <w:jc w:val="right"/>
+      </w:pPr>
+      <w:hyperlink r:id="rId8" w:history="1">
+        <w:r>
+          <w:rPr>
+            <w:rStyle w:val="Hyperlink"/>
+            <w:rFonts w:ascii="Inter" w:hAnsi="Inter"/>
+          </w:rPr>
+          <w:t>drhofstad@virustreatmentcenters.com</w:t>
+        </w:r>
+      </w:hyperlink>
+    </w:p>
     <w:sectPr>
-      <w:footerReference w:type="even" r:id="rId7"/>
-      <w:footerReference w:type="default" r:id="rId8"/>
-      <w:headerReference w:type="first" r:id="rId9"/>
-      <w:footerReference w:type="first" r:id="rId10"/>
+      <w:footerReference w:type="even" r:id="rId9"/>
+      <w:footerReference w:type="default" r:id="rId10"/>
+      <w:headerReference w:type="first" r:id="rId11"/>
+      <w:footerReference w:type="first" r:id="rId12"/>
       <w:pgSz w:w="12240" w:h="15840"/>
       <w:pgMar w:top="1440" w:right="1440" w:bottom="1440" w:left="1440" w:header="720" w:footer="720" w:gutter="0"/>
       <w:cols w:space="720"/>
